--- a/resources/loa-se-template.docx
+++ b/resources/loa-se-template.docx
@@ -50,12 +50,73 @@
         <w:t>{{Zone}} Zone, {{Corporation}}, Hyderabad.</w:t>
       </w:r>
     </w:p>
+    <w:tbl>
+      <w:tblPr>
+        <w:tblW w:type="auto" w:w="0"/>
+        <w:tblLayout w:type="fixed"/>
+        <w:tblLook w:firstColumn="1" w:firstRow="1" w:lastColumn="0" w:lastRow="0" w:noHBand="0" w:noVBand="1" w:val="04A0"/>
+        <w:tblBorders>
+          <w:top w:val="none" w:sz="0" w:space="0" w:color="auto"/>
+          <w:left w:val="none" w:sz="0" w:space="0" w:color="auto"/>
+          <w:bottom w:val="none" w:sz="0" w:space="0" w:color="auto"/>
+          <w:right w:val="none" w:sz="0" w:space="0" w:color="auto"/>
+          <w:insideH w:val="none" w:sz="0" w:space="0" w:color="auto"/>
+          <w:insideV w:val="none" w:sz="0" w:space="0" w:color="auto"/>
+        </w:tblBorders>
+        <w:tblCellMar>
+          <w:top w:w="0" w:type="dxa"/>
+          <w:left w:w="0" w:type="dxa"/>
+          <w:bottom w:w="0" w:type="dxa"/>
+          <w:right w:w="0" w:type="dxa"/>
+        </w:tblCellMar>
+      </w:tblPr>
+      <w:tblGrid>
+        <w:gridCol w:w="7200"/>
+        <w:gridCol w:w="2592"/>
+      </w:tblGrid>
+      <w:tr>
+        <w:tc>
+          <w:tcPr>
+            <w:tcW w:type="dxa" w:w="7200"/>
+          </w:tcPr>
+          <w:p>
+            <w:pPr>
+              <w:spacing w:after="0" w:before="0"/>
+            </w:pPr>
+            <w:r>
+              <w:rPr>
+                <w:rFonts w:ascii="Times New Roman" w:hAnsi="Times New Roman"/>
+                <w:b/>
+                <w:sz w:val="22"/>
+              </w:rPr>
+              <w:t>LOA  Letter No.    {{Intimation Lr No}}</w:t>
+            </w:r>
+          </w:p>
+        </w:tc>
+        <w:tc>
+          <w:tcPr>
+            <w:tcW w:type="dxa" w:w="2592"/>
+          </w:tcPr>
+          <w:p>
+            <w:pPr>
+              <w:spacing w:after="0" w:before="0"/>
+              <w:jc w:val="right"/>
+            </w:pPr>
+            <w:r>
+              <w:rPr>
+                <w:rFonts w:ascii="Times New Roman" w:hAnsi="Times New Roman"/>
+                <w:b/>
+                <w:sz w:val="22"/>
+              </w:rPr>
+              <w:t>Date:  {{LOA Date}}</w:t>
+            </w:r>
+          </w:p>
+        </w:tc>
+      </w:tr>
+    </w:tbl>
     <w:p>
       <w:pPr>
         <w:spacing w:after="20" w:before="20"/>
-        <w:pBdr>
-          <w:bottom w:val="dotted" w:sz="12" w:space="1" w:color="000000"/>
-        </w:pBdr>
       </w:pPr>
     </w:p>
     <w:p>
@@ -129,70 +190,6 @@
         <w:t>Ph: {{agency phone number}}</w:t>
       </w:r>
     </w:p>
-    <w:tbl>
-      <w:tblPr>
-        <w:tblW w:type="auto" w:w="0"/>
-        <w:tblLayout w:type="fixed"/>
-        <w:tblLook w:firstColumn="1" w:firstRow="1" w:lastColumn="0" w:lastRow="0" w:noHBand="0" w:noVBand="1" w:val="04A0"/>
-        <w:tblBorders>
-          <w:top w:val="none" w:sz="0" w:space="0" w:color="auto"/>
-          <w:left w:val="none" w:sz="0" w:space="0" w:color="auto"/>
-          <w:bottom w:val="none" w:sz="0" w:space="0" w:color="auto"/>
-          <w:right w:val="none" w:sz="0" w:space="0" w:color="auto"/>
-          <w:insideH w:val="none" w:sz="0" w:space="0" w:color="auto"/>
-          <w:insideV w:val="none" w:sz="0" w:space="0" w:color="auto"/>
-        </w:tblBorders>
-        <w:tblCellMar>
-          <w:top w:w="0" w:type="dxa"/>
-          <w:left w:w="0" w:type="dxa"/>
-          <w:bottom w:w="0" w:type="dxa"/>
-          <w:right w:w="0" w:type="dxa"/>
-        </w:tblCellMar>
-      </w:tblPr>
-      <w:tblGrid>
-        <w:gridCol w:w="7200"/>
-        <w:gridCol w:w="2592"/>
-      </w:tblGrid>
-      <w:tr>
-        <w:tc>
-          <w:tcPr>
-            <w:tcW w:type="dxa" w:w="7200"/>
-          </w:tcPr>
-          <w:p>
-            <w:pPr>
-              <w:spacing w:after="0" w:before="0"/>
-            </w:pPr>
-            <w:r>
-              <w:rPr>
-                <w:rFonts w:ascii="Times New Roman" w:hAnsi="Times New Roman"/>
-                <w:b/>
-                <w:sz w:val="22"/>
-              </w:rPr>
-              <w:t>LOA  Letter No.    {{Item No}}/SE/{{Zone Abbr}}/{{Corporation}}/{{Financial year}}</w:t>
-            </w:r>
-          </w:p>
-        </w:tc>
-        <w:tc>
-          <w:tcPr>
-            <w:tcW w:type="dxa" w:w="2592"/>
-          </w:tcPr>
-          <w:p>
-            <w:pPr>
-              <w:spacing w:after="0" w:before="0"/>
-              <w:jc w:val="right"/>
-            </w:pPr>
-            <w:r>
-              <w:rPr>
-                <w:rFonts w:ascii="Times New Roman" w:hAnsi="Times New Roman"/>
-                <w:b/>
-                <w:sz w:val="22"/>
-              </w:rPr>
-              <w:t>Date:  {{LOA Date}}</w:t>
-            </w:r>
-          </w:p>
-        </w:tc>
-      </w:tr>
-    </w:tbl>
     <w:p>
       <w:pPr>
         <w:spacing w:before="0" w:after="60" w:line="240" w:lineRule="auto"/>
